--- a/Battery_Sizing_Calculation_48V_HERE_DEKA_8G8D.docx
+++ b/Battery_Sizing_Calculation_48V_HERE_DEKA_8G8D.docx
@@ -1,6 +1,6 @@
 
 <file path=word/document.xml><?xml version="1.0" encoding="utf-8"?>
-<w:document xmlns:wpc="http://schemas.microsoft.com/office/word/2010/wordprocessingCanvas" xmlns:mo="http://schemas.microsoft.com/office/mac/office/2008/main" xmlns:mc="http://schemas.openxmlformats.org/markup-compatibility/2006" xmlns:mv="urn:schemas-microsoft-com:mac:vml" xmlns:o="urn:schemas-microsoft-com:office:office" xmlns:r="http://schemas.openxmlformats.org/officeDocument/2006/relationships" xmlns:m="http://schemas.openxmlformats.org/officeDocument/2006/math" xmlns:v="urn:schemas-microsoft-com:vml" xmlns:wp14="http://schemas.microsoft.com/office/word/2010/wordprocessingDrawing" xmlns:wp="http://schemas.openxmlformats.org/drawingml/2006/wordprocessingDrawing" xmlns:w10="urn:schemas-microsoft-com:office:word" xmlns:w="http://schemas.openxmlformats.org/wordprocessingml/2006/main" xmlns:w14="http://schemas.microsoft.com/office/word/2010/wordml" xmlns:wpg="http://schemas.microsoft.com/office/word/2010/wordprocessingGroup" xmlns:wpi="http://schemas.microsoft.com/office/word/2010/wordprocessingInk" xmlns:wne="http://schemas.microsoft.com/office/word/2006/wordml" xmlns:wps="http://schemas.microsoft.com/office/word/2010/wordprocessingShape" mc:Ignorable="w14 wp14">
+<w:document xmlns:wpc="http://schemas.microsoft.com/office/word/2010/wordprocessingCanvas" xmlns:mc="http://schemas.openxmlformats.org/markup-compatibility/2006" xmlns:o="urn:schemas-microsoft-com:office:office" xmlns:r="http://schemas.openxmlformats.org/officeDocument/2006/relationships" xmlns:m="http://schemas.openxmlformats.org/officeDocument/2006/math" xmlns:v="urn:schemas-microsoft-com:vml" xmlns:wp14="http://schemas.microsoft.com/office/word/2010/wordprocessingDrawing" xmlns:wp="http://schemas.openxmlformats.org/drawingml/2006/wordprocessingDrawing" xmlns:w10="urn:schemas-microsoft-com:office:word" xmlns:w="http://schemas.openxmlformats.org/wordprocessingml/2006/main" xmlns:w14="http://schemas.microsoft.com/office/word/2010/wordml" xmlns:wpg="http://schemas.microsoft.com/office/word/2010/wordprocessingGroup" xmlns:wpi="http://schemas.microsoft.com/office/word/2010/wordprocessingInk" xmlns:wne="http://schemas.microsoft.com/office/word/2006/wordml" xmlns:wps="http://schemas.microsoft.com/office/word/2010/wordprocessingShape" mc:Ignorable="w14 wp14">
   <w:body>
     <w:p>
       <w:pPr>
@@ -21,8 +21,8 @@
     <w:tbl>
       <w:tblPr>
         <w:tblStyle w:val="TableGrid"/>
-        <w:tblW w:type="auto" w:w="0"/>
-        <w:tblLook w:firstColumn="1" w:firstRow="1" w:lastColumn="0" w:lastRow="0" w:noHBand="0" w:noVBand="1" w:val="04A0"/>
+        <w:tblW w:w="0" w:type="auto"/>
+        <w:tblLook w:val="04A0" w:firstRow="1" w:lastRow="0" w:firstColumn="1" w:lastColumn="0" w:noHBand="0" w:noVBand="1"/>
       </w:tblPr>
       <w:tblGrid>
         <w:gridCol w:w="4320"/>
@@ -31,7 +31,7 @@
       <w:tr>
         <w:tc>
           <w:tcPr>
-            <w:tcW w:type="dxa" w:w="4320"/>
+            <w:tcW w:w="4320" w:type="dxa"/>
           </w:tcPr>
           <w:p>
             <w:r>
@@ -41,7 +41,7 @@
         </w:tc>
         <w:tc>
           <w:tcPr>
-            <w:tcW w:type="dxa" w:w="4320"/>
+            <w:tcW w:w="4320" w:type="dxa"/>
           </w:tcPr>
           <w:p>
             <w:r>
@@ -53,7 +53,7 @@
       <w:tr>
         <w:tc>
           <w:tcPr>
-            <w:tcW w:type="dxa" w:w="4320"/>
+            <w:tcW w:w="4320" w:type="dxa"/>
           </w:tcPr>
           <w:p>
             <w:r>
@@ -63,7 +63,7 @@
         </w:tc>
         <w:tc>
           <w:tcPr>
-            <w:tcW w:type="dxa" w:w="4320"/>
+            <w:tcW w:w="4320" w:type="dxa"/>
           </w:tcPr>
           <w:p>
             <w:r>
@@ -75,7 +75,7 @@
       <w:tr>
         <w:tc>
           <w:tcPr>
-            <w:tcW w:type="dxa" w:w="4320"/>
+            <w:tcW w:w="4320" w:type="dxa"/>
           </w:tcPr>
           <w:p>
             <w:r>
@@ -85,7 +85,7 @@
         </w:tc>
         <w:tc>
           <w:tcPr>
-            <w:tcW w:type="dxa" w:w="4320"/>
+            <w:tcW w:w="4320" w:type="dxa"/>
           </w:tcPr>
           <w:p>
             <w:r>
@@ -97,7 +97,7 @@
       <w:tr>
         <w:tc>
           <w:tcPr>
-            <w:tcW w:type="dxa" w:w="4320"/>
+            <w:tcW w:w="4320" w:type="dxa"/>
           </w:tcPr>
           <w:p>
             <w:r>
@@ -107,7 +107,7 @@
         </w:tc>
         <w:tc>
           <w:tcPr>
-            <w:tcW w:type="dxa" w:w="4320"/>
+            <w:tcW w:w="4320" w:type="dxa"/>
           </w:tcPr>
           <w:p>
             <w:r>
@@ -119,7 +119,7 @@
       <w:tr>
         <w:tc>
           <w:tcPr>
-            <w:tcW w:type="dxa" w:w="4320"/>
+            <w:tcW w:w="4320" w:type="dxa"/>
           </w:tcPr>
           <w:p>
             <w:r>
@@ -129,7 +129,7 @@
         </w:tc>
         <w:tc>
           <w:tcPr>
-            <w:tcW w:type="dxa" w:w="4320"/>
+            <w:tcW w:w="4320" w:type="dxa"/>
           </w:tcPr>
           <w:p>
             <w:r>
@@ -141,7 +141,7 @@
       <w:tr>
         <w:tc>
           <w:tcPr>
-            <w:tcW w:type="dxa" w:w="4320"/>
+            <w:tcW w:w="4320" w:type="dxa"/>
           </w:tcPr>
           <w:p>
             <w:r>
@@ -151,11 +151,11 @@
         </w:tc>
         <w:tc>
           <w:tcPr>
-            <w:tcW w:type="dxa" w:w="4320"/>
+            <w:tcW w:w="4320" w:type="dxa"/>
           </w:tcPr>
           <w:p>
             <w:r>
-              <w:t>HERE DEKA Solar PV 8G8D</w:t>
+              <w:t>DEKA Solar PV 8G8D</w:t>
             </w:r>
           </w:p>
         </w:tc>
@@ -163,17 +163,20 @@
       <w:tr>
         <w:tc>
           <w:tcPr>
-            <w:tcW w:type="dxa" w:w="4320"/>
+            <w:tcW w:w="4320" w:type="dxa"/>
           </w:tcPr>
           <w:p>
             <w:r>
-              <w:t>Battery Type</w:t>
+              <w:t xml:space="preserve">Battery </w:t>
+            </w:r>
+            <w:r>
+              <w:t>Type</w:t>
             </w:r>
           </w:p>
         </w:tc>
         <w:tc>
           <w:tcPr>
-            <w:tcW w:type="dxa" w:w="4320"/>
+            <w:tcW w:w="4320" w:type="dxa"/>
           </w:tcPr>
           <w:p>
             <w:r>
@@ -185,7 +188,7 @@
       <w:tr>
         <w:tc>
           <w:tcPr>
-            <w:tcW w:type="dxa" w:w="4320"/>
+            <w:tcW w:w="4320" w:type="dxa"/>
           </w:tcPr>
           <w:p>
             <w:r>
@@ -195,7 +198,7 @@
         </w:tc>
         <w:tc>
           <w:tcPr>
-            <w:tcW w:type="dxa" w:w="4320"/>
+            <w:tcW w:w="4320" w:type="dxa"/>
           </w:tcPr>
           <w:p>
             <w:r>
@@ -207,7 +210,7 @@
       <w:tr>
         <w:tc>
           <w:tcPr>
-            <w:tcW w:type="dxa" w:w="4320"/>
+            <w:tcW w:w="4320" w:type="dxa"/>
           </w:tcPr>
           <w:p>
             <w:r>
@@ -217,7 +220,7 @@
         </w:tc>
         <w:tc>
           <w:tcPr>
-            <w:tcW w:type="dxa" w:w="4320"/>
+            <w:tcW w:w="4320" w:type="dxa"/>
           </w:tcPr>
           <w:p>
             <w:r>
@@ -229,7 +232,7 @@
       <w:tr>
         <w:tc>
           <w:tcPr>
-            <w:tcW w:type="dxa" w:w="4320"/>
+            <w:tcW w:w="4320" w:type="dxa"/>
           </w:tcPr>
           <w:p>
             <w:r>
@@ -239,7 +242,7 @@
         </w:tc>
         <w:tc>
           <w:tcPr>
-            <w:tcW w:type="dxa" w:w="4320"/>
+            <w:tcW w:w="4320" w:type="dxa"/>
           </w:tcPr>
           <w:p>
             <w:r>
@@ -251,7 +254,7 @@
       <w:tr>
         <w:tc>
           <w:tcPr>
-            <w:tcW w:type="dxa" w:w="4320"/>
+            <w:tcW w:w="4320" w:type="dxa"/>
           </w:tcPr>
           <w:p>
             <w:r>
@@ -261,7 +264,7 @@
         </w:tc>
         <w:tc>
           <w:tcPr>
-            <w:tcW w:type="dxa" w:w="4320"/>
+            <w:tcW w:w="4320" w:type="dxa"/>
           </w:tcPr>
           <w:p>
             <w:r>
@@ -292,7 +295,10 @@
         <w:pStyle w:val="ListBullet"/>
       </w:pPr>
       <w:r>
-        <w:t>Step 2: Corrected Battery Energy = 52.5 ÷ (0.80 × 0.90) = 72.92 kWh.</w:t>
+        <w:t xml:space="preserve">Step 2: Corrected Battery </w:t>
+      </w:r>
+      <w:r>
+        <w:t>Energy = 52.5 ÷ (0.80 × 0.90) = 72.92 kWh.</w:t>
       </w:r>
     </w:p>
     <w:p>
@@ -332,7 +338,10 @@
         <w:pStyle w:val="ListBullet"/>
       </w:pPr>
       <w:r>
-        <w:t>Step 7: Installed Capacity = 208 × 8 = 1,664 Ah.</w:t>
+        <w:t>St</w:t>
+      </w:r>
+      <w:r>
+        <w:t>ep 7: Installed Capacity = 208 × 8 = 1,664 Ah.</w:t>
       </w:r>
     </w:p>
     <w:p>
@@ -362,8 +371,8 @@
     <w:tbl>
       <w:tblPr>
         <w:tblStyle w:val="TableGrid"/>
-        <w:tblW w:type="auto" w:w="0"/>
-        <w:tblLook w:firstColumn="1" w:firstRow="1" w:lastColumn="0" w:lastRow="0" w:noHBand="0" w:noVBand="1" w:val="04A0"/>
+        <w:tblW w:w="0" w:type="auto"/>
+        <w:tblLook w:val="04A0" w:firstRow="1" w:lastRow="0" w:firstColumn="1" w:lastColumn="0" w:noHBand="0" w:noVBand="1"/>
       </w:tblPr>
       <w:tblGrid>
         <w:gridCol w:w="4320"/>
@@ -372,7 +381,7 @@
       <w:tr>
         <w:tc>
           <w:tcPr>
-            <w:tcW w:type="dxa" w:w="4320"/>
+            <w:tcW w:w="4320" w:type="dxa"/>
           </w:tcPr>
           <w:p>
             <w:r>
@@ -382,7 +391,7 @@
         </w:tc>
         <w:tc>
           <w:tcPr>
-            <w:tcW w:type="dxa" w:w="4320"/>
+            <w:tcW w:w="4320" w:type="dxa"/>
           </w:tcPr>
           <w:p>
             <w:r>
@@ -394,7 +403,7 @@
       <w:tr>
         <w:tc>
           <w:tcPr>
-            <w:tcW w:type="dxa" w:w="4320"/>
+            <w:tcW w:w="4320" w:type="dxa"/>
           </w:tcPr>
           <w:p>
             <w:r>
@@ -404,11 +413,13 @@
         </w:tc>
         <w:tc>
           <w:tcPr>
-            <w:tcW w:type="dxa" w:w="4320"/>
+            <w:tcW w:w="4320" w:type="dxa"/>
           </w:tcPr>
           <w:p>
+            <w:bookmarkStart w:id="0" w:name="_GoBack"/>
+            <w:bookmarkEnd w:id="0"/>
             <w:r>
-              <w:t>HERE DEKA Solar PV 8G8D</w:t>
+              <w:t xml:space="preserve"> DEKA Solar PV 8G8D</w:t>
             </w:r>
           </w:p>
         </w:tc>
@@ -416,7 +427,7 @@
       <w:tr>
         <w:tc>
           <w:tcPr>
-            <w:tcW w:type="dxa" w:w="4320"/>
+            <w:tcW w:w="4320" w:type="dxa"/>
           </w:tcPr>
           <w:p>
             <w:r>
@@ -426,7 +437,7 @@
         </w:tc>
         <w:tc>
           <w:tcPr>
-            <w:tcW w:type="dxa" w:w="4320"/>
+            <w:tcW w:w="4320" w:type="dxa"/>
           </w:tcPr>
           <w:p>
             <w:r>
@@ -438,7 +449,7 @@
       <w:tr>
         <w:tc>
           <w:tcPr>
-            <w:tcW w:type="dxa" w:w="4320"/>
+            <w:tcW w:w="4320" w:type="dxa"/>
           </w:tcPr>
           <w:p>
             <w:r>
@@ -448,7 +459,7 @@
         </w:tc>
         <w:tc>
           <w:tcPr>
-            <w:tcW w:type="dxa" w:w="4320"/>
+            <w:tcW w:w="4320" w:type="dxa"/>
           </w:tcPr>
           <w:p>
             <w:r>
@@ -460,7 +471,7 @@
       <w:tr>
         <w:tc>
           <w:tcPr>
-            <w:tcW w:type="dxa" w:w="4320"/>
+            <w:tcW w:w="4320" w:type="dxa"/>
           </w:tcPr>
           <w:p>
             <w:r>
@@ -470,7 +481,7 @@
         </w:tc>
         <w:tc>
           <w:tcPr>
-            <w:tcW w:type="dxa" w:w="4320"/>
+            <w:tcW w:w="4320" w:type="dxa"/>
           </w:tcPr>
           <w:p>
             <w:r>
@@ -482,7 +493,7 @@
       <w:tr>
         <w:tc>
           <w:tcPr>
-            <w:tcW w:type="dxa" w:w="4320"/>
+            <w:tcW w:w="4320" w:type="dxa"/>
           </w:tcPr>
           <w:p>
             <w:r>
@@ -492,7 +503,7 @@
         </w:tc>
         <w:tc>
           <w:tcPr>
-            <w:tcW w:type="dxa" w:w="4320"/>
+            <w:tcW w:w="4320" w:type="dxa"/>
           </w:tcPr>
           <w:p>
             <w:r>
@@ -504,7 +515,7 @@
       <w:tr>
         <w:tc>
           <w:tcPr>
-            <w:tcW w:type="dxa" w:w="4320"/>
+            <w:tcW w:w="4320" w:type="dxa"/>
           </w:tcPr>
           <w:p>
             <w:r>
@@ -514,7 +525,7 @@
         </w:tc>
         <w:tc>
           <w:tcPr>
-            <w:tcW w:type="dxa" w:w="4320"/>
+            <w:tcW w:w="4320" w:type="dxa"/>
           </w:tcPr>
           <w:p>
             <w:r>
@@ -526,7 +537,7 @@
       <w:tr>
         <w:tc>
           <w:tcPr>
-            <w:tcW w:type="dxa" w:w="4320"/>
+            <w:tcW w:w="4320" w:type="dxa"/>
           </w:tcPr>
           <w:p>
             <w:r>
@@ -536,7 +547,7 @@
         </w:tc>
         <w:tc>
           <w:tcPr>
-            <w:tcW w:type="dxa" w:w="4320"/>
+            <w:tcW w:w="4320" w:type="dxa"/>
           </w:tcPr>
           <w:p>
             <w:r>
@@ -548,7 +559,7 @@
       <w:tr>
         <w:tc>
           <w:tcPr>
-            <w:tcW w:type="dxa" w:w="4320"/>
+            <w:tcW w:w="4320" w:type="dxa"/>
           </w:tcPr>
           <w:p>
             <w:r>
@@ -558,7 +569,7 @@
         </w:tc>
         <w:tc>
           <w:tcPr>
-            <w:tcW w:type="dxa" w:w="4320"/>
+            <w:tcW w:w="4320" w:type="dxa"/>
           </w:tcPr>
           <w:p>
             <w:r>
@@ -570,7 +581,7 @@
       <w:tr>
         <w:tc>
           <w:tcPr>
-            <w:tcW w:type="dxa" w:w="4320"/>
+            <w:tcW w:w="4320" w:type="dxa"/>
           </w:tcPr>
           <w:p>
             <w:r>
@@ -580,7 +591,7 @@
         </w:tc>
         <w:tc>
           <w:tcPr>
-            <w:tcW w:type="dxa" w:w="4320"/>
+            <w:tcW w:w="4320" w:type="dxa"/>
           </w:tcPr>
           <w:p>
             <w:r>
@@ -592,7 +603,7 @@
       <w:tr>
         <w:tc>
           <w:tcPr>
-            <w:tcW w:type="dxa" w:w="4320"/>
+            <w:tcW w:w="4320" w:type="dxa"/>
           </w:tcPr>
           <w:p>
             <w:r>
@@ -602,7 +613,7 @@
         </w:tc>
         <w:tc>
           <w:tcPr>
-            <w:tcW w:type="dxa" w:w="4320"/>
+            <w:tcW w:w="4320" w:type="dxa"/>
           </w:tcPr>
           <w:p>
             <w:r>
@@ -614,17 +625,20 @@
       <w:tr>
         <w:tc>
           <w:tcPr>
-            <w:tcW w:type="dxa" w:w="4320"/>
+            <w:tcW w:w="4320" w:type="dxa"/>
           </w:tcPr>
           <w:p>
             <w:r>
-              <w:t>Usable Battery Energy (80% DoD)</w:t>
+              <w:t xml:space="preserve">Usable Battery </w:t>
+            </w:r>
+            <w:r>
+              <w:t>Energy (80% DoD)</w:t>
             </w:r>
           </w:p>
         </w:tc>
         <w:tc>
           <w:tcPr>
-            <w:tcW w:type="dxa" w:w="4320"/>
+            <w:tcW w:w="4320" w:type="dxa"/>
           </w:tcPr>
           <w:p>
             <w:r>
@@ -636,7 +650,7 @@
       <w:tr>
         <w:tc>
           <w:tcPr>
-            <w:tcW w:type="dxa" w:w="4320"/>
+            <w:tcW w:w="4320" w:type="dxa"/>
           </w:tcPr>
           <w:p>
             <w:r>
@@ -646,7 +660,7 @@
         </w:tc>
         <w:tc>
           <w:tcPr>
-            <w:tcW w:type="dxa" w:w="4320"/>
+            <w:tcW w:w="4320" w:type="dxa"/>
           </w:tcPr>
           <w:p>
             <w:r>
@@ -658,7 +672,7 @@
       <w:tr>
         <w:tc>
           <w:tcPr>
-            <w:tcW w:type="dxa" w:w="4320"/>
+            <w:tcW w:w="4320" w:type="dxa"/>
           </w:tcPr>
           <w:p>
             <w:r>
@@ -668,7 +682,7 @@
         </w:tc>
         <w:tc>
           <w:tcPr>
-            <w:tcW w:type="dxa" w:w="4320"/>
+            <w:tcW w:w="4320" w:type="dxa"/>
           </w:tcPr>
           <w:p>
             <w:r>
@@ -680,7 +694,7 @@
       <w:tr>
         <w:tc>
           <w:tcPr>
-            <w:tcW w:type="dxa" w:w="4320"/>
+            <w:tcW w:w="4320" w:type="dxa"/>
           </w:tcPr>
           <w:p>
             <w:r>
@@ -690,7 +704,7 @@
         </w:tc>
         <w:tc>
           <w:tcPr>
-            <w:tcW w:type="dxa" w:w="4320"/>
+            <w:tcW w:w="4320" w:type="dxa"/>
           </w:tcPr>
           <w:p>
             <w:r>
@@ -700,6 +714,7 @@
         </w:tc>
       </w:tr>
     </w:tbl>
+    <w:p/>
     <w:sectPr>
       <w:pgSz w:w="12240" w:h="15840"/>
       <w:pgMar w:top="1440" w:right="1800" w:bottom="1440" w:left="1800" w:header="720" w:footer="720" w:gutter="0"/>
@@ -711,7 +726,7 @@
 </file>
 
 <file path=word/numbering.xml><?xml version="1.0" encoding="utf-8"?>
-<w:numbering xmlns:wpc="http://schemas.microsoft.com/office/word/2010/wordprocessingCanvas" xmlns:mo="http://schemas.microsoft.com/office/mac/office/2008/main" xmlns:mc="http://schemas.openxmlformats.org/markup-compatibility/2006" xmlns:mv="urn:schemas-microsoft-com:mac:vml" xmlns:o="urn:schemas-microsoft-com:office:office" xmlns:r="http://schemas.openxmlformats.org/officeDocument/2006/relationships" xmlns:m="http://schemas.openxmlformats.org/officeDocument/2006/math" xmlns:v="urn:schemas-microsoft-com:vml" xmlns:wp14="http://schemas.microsoft.com/office/word/2010/wordprocessingDrawing" xmlns:wp="http://schemas.openxmlformats.org/drawingml/2006/wordprocessingDrawing" xmlns:w10="urn:schemas-microsoft-com:office:word" xmlns:w="http://schemas.openxmlformats.org/wordprocessingml/2006/main" xmlns:w14="http://schemas.microsoft.com/office/word/2010/wordml" xmlns:wpg="http://schemas.microsoft.com/office/word/2010/wordprocessingGroup" xmlns:wpi="http://schemas.microsoft.com/office/word/2010/wordprocessingInk" xmlns:wne="http://schemas.microsoft.com/office/word/2006/wordml" xmlns:wps="http://schemas.microsoft.com/office/word/2010/wordprocessingShape" mc:Ignorable="w14 wp14">
+<w:numbering xmlns:wpc="http://schemas.microsoft.com/office/word/2010/wordprocessingCanvas" xmlns:mc="http://schemas.openxmlformats.org/markup-compatibility/2006" xmlns:o="urn:schemas-microsoft-com:office:office" xmlns:r="http://schemas.openxmlformats.org/officeDocument/2006/relationships" xmlns:m="http://schemas.openxmlformats.org/officeDocument/2006/math" xmlns:v="urn:schemas-microsoft-com:vml" xmlns:wp14="http://schemas.microsoft.com/office/word/2010/wordprocessingDrawing" xmlns:wp="http://schemas.openxmlformats.org/drawingml/2006/wordprocessingDrawing" xmlns:w10="urn:schemas-microsoft-com:office:word" xmlns:w="http://schemas.openxmlformats.org/wordprocessingml/2006/main" xmlns:w14="http://schemas.microsoft.com/office/word/2010/wordml" xmlns:wpg="http://schemas.microsoft.com/office/word/2010/wordprocessingGroup" xmlns:wpi="http://schemas.microsoft.com/office/word/2010/wordprocessingInk" xmlns:wne="http://schemas.microsoft.com/office/word/2006/wordml" xmlns:wps="http://schemas.microsoft.com/office/word/2010/wordprocessingShape" mc:Ignorable="w14 wp14">
   <w:abstractNum w:abstractNumId="0">
     <w:nsid w:val="FFFFFF7C"/>
     <w:multiLevelType w:val="singleLevel"/>
@@ -930,7 +945,7 @@
       </w:pPr>
     </w:pPrDefault>
   </w:docDefaults>
-  <w:latentStyles w:defLockedState="0" w:defUIPriority="99" w:defSemiHidden="1" w:defUnhideWhenUsed="1" w:defQFormat="0" w:count="276">
+  <w:latentStyles w:defLockedState="0" w:defUIPriority="99" w:defSemiHidden="1" w:defUnhideWhenUsed="1" w:defQFormat="0" w:count="267">
     <w:lsdException w:name="Normal" w:semiHidden="0" w:uiPriority="0" w:unhideWhenUsed="0" w:qFormat="1"/>
     <w:lsdException w:name="heading 1" w:semiHidden="0" w:uiPriority="9" w:unhideWhenUsed="0" w:qFormat="1"/>
     <w:lsdException w:name="heading 2" w:uiPriority="9" w:qFormat="1"/>
@@ -1074,50 +1089,6 @@
     <w:qFormat/>
     <w:rsid w:val="00FC693F"/>
   </w:style>
-  <w:style w:type="paragraph" w:styleId="Header">
-    <w:name w:val="header"/>
-    <w:basedOn w:val="Normal"/>
-    <w:link w:val="HeaderChar"/>
-    <w:uiPriority w:val="99"/>
-    <w:unhideWhenUsed/>
-    <w:rsid w:val="00E618BF"/>
-    <w:pPr>
-      <w:tabs>
-        <w:tab w:val="center" w:pos="4680"/>
-        <w:tab w:val="right" w:pos="9360"/>
-      </w:tabs>
-      <w:spacing w:after="0" w:line="240" w:lineRule="auto"/>
-    </w:pPr>
-  </w:style>
-  <w:style w:type="character" w:customStyle="1" w:styleId="HeaderChar">
-    <w:name w:val="Header Char"/>
-    <w:basedOn w:val="DefaultParagraphFont"/>
-    <w:link w:val="Header"/>
-    <w:uiPriority w:val="99"/>
-    <w:rsid w:val="00E618BF"/>
-  </w:style>
-  <w:style w:type="paragraph" w:styleId="Footer">
-    <w:name w:val="footer"/>
-    <w:basedOn w:val="Normal"/>
-    <w:link w:val="FooterChar"/>
-    <w:uiPriority w:val="99"/>
-    <w:unhideWhenUsed/>
-    <w:rsid w:val="00E618BF"/>
-    <w:pPr>
-      <w:tabs>
-        <w:tab w:val="center" w:pos="4680"/>
-        <w:tab w:val="right" w:pos="9360"/>
-      </w:tabs>
-      <w:spacing w:after="0" w:line="240" w:lineRule="auto"/>
-    </w:pPr>
-  </w:style>
-  <w:style w:type="character" w:customStyle="1" w:styleId="FooterChar">
-    <w:name w:val="Footer Char"/>
-    <w:basedOn w:val="DefaultParagraphFont"/>
-    <w:link w:val="Footer"/>
-    <w:uiPriority w:val="99"/>
-    <w:rsid w:val="00E618BF"/>
-  </w:style>
   <w:style w:type="paragraph" w:styleId="Heading1">
     <w:name w:val="heading 1"/>
     <w:basedOn w:val="Normal"/>
@@ -1353,6 +1324,50 @@
     <w:uiPriority w:val="99"/>
     <w:semiHidden/>
     <w:unhideWhenUsed/>
+  </w:style>
+  <w:style w:type="paragraph" w:styleId="Header">
+    <w:name w:val="header"/>
+    <w:basedOn w:val="Normal"/>
+    <w:link w:val="HeaderChar"/>
+    <w:uiPriority w:val="99"/>
+    <w:unhideWhenUsed/>
+    <w:rsid w:val="00E618BF"/>
+    <w:pPr>
+      <w:tabs>
+        <w:tab w:val="center" w:pos="4680"/>
+        <w:tab w:val="right" w:pos="9360"/>
+      </w:tabs>
+      <w:spacing w:after="0" w:line="240" w:lineRule="auto"/>
+    </w:pPr>
+  </w:style>
+  <w:style w:type="character" w:customStyle="1" w:styleId="HeaderChar">
+    <w:name w:val="Header Char"/>
+    <w:basedOn w:val="DefaultParagraphFont"/>
+    <w:link w:val="Header"/>
+    <w:uiPriority w:val="99"/>
+    <w:rsid w:val="00E618BF"/>
+  </w:style>
+  <w:style w:type="paragraph" w:styleId="Footer">
+    <w:name w:val="footer"/>
+    <w:basedOn w:val="Normal"/>
+    <w:link w:val="FooterChar"/>
+    <w:uiPriority w:val="99"/>
+    <w:unhideWhenUsed/>
+    <w:rsid w:val="00E618BF"/>
+    <w:pPr>
+      <w:tabs>
+        <w:tab w:val="center" w:pos="4680"/>
+        <w:tab w:val="right" w:pos="9360"/>
+      </w:tabs>
+      <w:spacing w:after="0" w:line="240" w:lineRule="auto"/>
+    </w:pPr>
+  </w:style>
+  <w:style w:type="character" w:customStyle="1" w:styleId="FooterChar">
+    <w:name w:val="Footer Char"/>
+    <w:basedOn w:val="DefaultParagraphFont"/>
+    <w:link w:val="Footer"/>
+    <w:uiPriority w:val="99"/>
+    <w:rsid w:val="00E618BF"/>
   </w:style>
   <w:style w:type="paragraph" w:styleId="NoSpacing">
     <w:name w:val="No Spacing"/>
@@ -12760,7 +12775,7 @@
 </file>
 
 <file path=word/stylesWithEffects.xml><?xml version="1.0" encoding="utf-8"?>
-<w:styles xmlns:wpc="http://schemas.microsoft.com/office/word/2010/wordprocessingCanvas" xmlns:mo="http://schemas.microsoft.com/office/mac/office/2008/main" xmlns:mc="http://schemas.openxmlformats.org/markup-compatibility/2006" xmlns:mv="urn:schemas-microsoft-com:mac:vml" xmlns:o="urn:schemas-microsoft-com:office:office" xmlns:r="http://schemas.openxmlformats.org/officeDocument/2006/relationships" xmlns:m="http://schemas.openxmlformats.org/officeDocument/2006/math" xmlns:v="urn:schemas-microsoft-com:vml" xmlns:wp14="http://schemas.microsoft.com/office/word/2010/wordprocessingDrawing" xmlns:wp="http://schemas.openxmlformats.org/drawingml/2006/wordprocessingDrawing" xmlns:w10="urn:schemas-microsoft-com:office:word" xmlns:w="http://schemas.openxmlformats.org/wordprocessingml/2006/main" xmlns:w14="http://schemas.microsoft.com/office/word/2010/wordml" xmlns:wpg="http://schemas.microsoft.com/office/word/2010/wordprocessingGroup" xmlns:wpi="http://schemas.microsoft.com/office/word/2010/wordprocessingInk" xmlns:wne="http://schemas.microsoft.com/office/word/2006/wordml" xmlns:wps="http://schemas.microsoft.com/office/word/2010/wordprocessingShape" mc:Ignorable="w14 wp14">
+<w:styles xmlns:wpc="http://schemas.microsoft.com/office/word/2010/wordprocessingCanvas" xmlns:mc="http://schemas.openxmlformats.org/markup-compatibility/2006" xmlns:o="urn:schemas-microsoft-com:office:office" xmlns:r="http://schemas.openxmlformats.org/officeDocument/2006/relationships" xmlns:m="http://schemas.openxmlformats.org/officeDocument/2006/math" xmlns:v="urn:schemas-microsoft-com:vml" xmlns:wp14="http://schemas.microsoft.com/office/word/2010/wordprocessingDrawing" xmlns:wp="http://schemas.openxmlformats.org/drawingml/2006/wordprocessingDrawing" xmlns:w10="urn:schemas-microsoft-com:office:word" xmlns:w="http://schemas.openxmlformats.org/wordprocessingml/2006/main" xmlns:w14="http://schemas.microsoft.com/office/word/2010/wordml" xmlns:wpg="http://schemas.microsoft.com/office/word/2010/wordprocessingGroup" xmlns:wpi="http://schemas.microsoft.com/office/word/2010/wordprocessingInk" xmlns:wne="http://schemas.microsoft.com/office/word/2006/wordml" xmlns:wps="http://schemas.microsoft.com/office/word/2010/wordprocessingShape" mc:Ignorable="w14 wp14">
   <w:docDefaults>
     <w:rPrDefault>
       <w:rPr>
@@ -12776,7 +12791,7 @@
       </w:pPr>
     </w:pPrDefault>
   </w:docDefaults>
-  <w:latentStyles w:defLockedState="0" w:defUIPriority="99" w:defSemiHidden="1" w:defUnhideWhenUsed="1" w:defQFormat="0" w:count="276">
+  <w:latentStyles w:defLockedState="0" w:defUIPriority="99" w:defSemiHidden="1" w:defUnhideWhenUsed="1" w:defQFormat="0" w:count="267">
     <w:lsdException w:name="Normal" w:semiHidden="0" w:uiPriority="0" w:unhideWhenUsed="0" w:qFormat="1"/>
     <w:lsdException w:name="heading 1" w:semiHidden="0" w:uiPriority="9" w:unhideWhenUsed="0" w:qFormat="1"/>
     <w:lsdException w:name="heading 2" w:uiPriority="9" w:qFormat="1"/>
@@ -13155,6 +13170,50 @@
     <w:uiPriority w:val="99"/>
     <w:semiHidden/>
     <w:unhideWhenUsed/>
+  </w:style>
+  <w:style w:type="paragraph" w:styleId="Header">
+    <w:name w:val="header"/>
+    <w:basedOn w:val="Normal"/>
+    <w:link w:val="HeaderChar"/>
+    <w:uiPriority w:val="99"/>
+    <w:unhideWhenUsed/>
+    <w:rsid w:val="00E618BF"/>
+    <w:pPr>
+      <w:tabs>
+        <w:tab w:val="center" w:pos="4680"/>
+        <w:tab w:val="right" w:pos="9360"/>
+      </w:tabs>
+      <w:spacing w:after="0" w:line="240" w:lineRule="auto"/>
+    </w:pPr>
+  </w:style>
+  <w:style w:type="character" w:customStyle="1" w:styleId="HeaderChar">
+    <w:name w:val="Header Char"/>
+    <w:basedOn w:val="DefaultParagraphFont"/>
+    <w:link w:val="Header"/>
+    <w:uiPriority w:val="99"/>
+    <w:rsid w:val="00E618BF"/>
+  </w:style>
+  <w:style w:type="paragraph" w:styleId="Footer">
+    <w:name w:val="footer"/>
+    <w:basedOn w:val="Normal"/>
+    <w:link w:val="FooterChar"/>
+    <w:uiPriority w:val="99"/>
+    <w:unhideWhenUsed/>
+    <w:rsid w:val="00E618BF"/>
+    <w:pPr>
+      <w:tabs>
+        <w:tab w:val="center" w:pos="4680"/>
+        <w:tab w:val="right" w:pos="9360"/>
+      </w:tabs>
+      <w:spacing w:after="0" w:line="240" w:lineRule="auto"/>
+    </w:pPr>
+  </w:style>
+  <w:style w:type="character" w:customStyle="1" w:styleId="FooterChar">
+    <w:name w:val="Footer Char"/>
+    <w:basedOn w:val="DefaultParagraphFont"/>
+    <w:link w:val="Footer"/>
+    <w:uiPriority w:val="99"/>
+    <w:rsid w:val="00E618BF"/>
   </w:style>
   <w:style w:type="paragraph" w:styleId="NoSpacing">
     <w:name w:val="No Spacing"/>
@@ -24886,7 +24945,7 @@
 </file>
 
 <file path=customXml/itemProps1.xml><?xml version="1.0" encoding="utf-8"?>
-<ds:datastoreItem xmlns:ds="http://schemas.openxmlformats.org/officeDocument/2006/customXml" ds:itemID="{EF278816-EC6F-A645-907D-7F25AECB1D4A}">
+<ds:datastoreItem xmlns:ds="http://schemas.openxmlformats.org/officeDocument/2006/customXml" ds:itemID="{ABE37E3D-CEED-4DD1-BA69-1AB21177C7FF}">
   <ds:schemaRefs>
     <ds:schemaRef ds:uri="http://schemas.openxmlformats.org/officeDocument/2006/bibliography"/>
   </ds:schemaRefs>
